--- a/por/docx/60.content.docx
+++ b/por/docx/60.content.docx
@@ -136,13 +136,6 @@
         <w:rPr>
           <w:lang w:val="pt_PT" w:bidi="pt_PT"/>
         </w:rPr>
-      </w:r>
-      <w:r>
-        <w:rPr>
-          <w:i/>
-          <w:lang w:val="pt_PT" w:bidi="pt_PT"/>
-        </w:rPr>
-        <w:t>1 Pedro 1.1, 1 Pedro 1.1 (#2), 1 Pedro 1.3, 1 Pedro 1.3 (#2), 1 Pedro 1.4, 1 Pedro 1.5, 1 Pedro 1.7, 1 Pedro 1.7 (#2), 1 Pedro 1.8, 1 Pedro 1.9, 1 Pedro 1.10, 1 Pedro 1.11, 1 Pedro 1.12, 1 Pedro 1.12 (#2), 1 Pedro 1.13–14, 1 Pedro 1.15–16, 1 Pedro 1.17, 1 Pedro 1.18, 1 Pedro 1.18–19, 1 Pedro 1.20, 1 Pedro 1.22, 1 Pedro 1.23, 1 Pedro 1.24, 1 Pedro 1.25, 1 Pedro 2.1, 1 Pedro 2.2, 1 Pedro 2.4–5, 1 Pedro 2.5, 1 Pedro 2.7–8, 1 Pedro 2.9–10, 1 Pedro 2.11–12, 1 Pedro 2.13–15, 1 Pedro 2.16, 1 Pedro 2.18–20, 1 Pedro 2.21–23, 1 Pedro 2.24, 1 Pedro 2.25, 1 Pedro 3.1, 1 Pedro 3.3–4, 1 Pedro 3.5–6, 1 Pedro 3.7, 1 Pedro 3.8–9, 1 Pedro 3.10–12, 1 Pedro 3.14, 1 Pedro 3.15, 1 Pedro 3.15–16, 1 Pedro 3.18, 1 Pedro 3.19–20, 1 Pedro 3.21, 1 Pedro 3.22, 1 Pedro 4.1, 1 Pedro 4.3–4, 1 Pedro 4.5, 1 Pedro 4.7, 1 Pedro 4.10–11, 1 Pedro 4.12–13, 1 Pedro 4.15, 1 Pedro 4.17–18, 1 Pedro 4.19, 1 Pedro 5.1, 1 Pedro 5.1–2, 1 Pedro 5.5, 1 Pedro 5.5–7, 1 Pedro 5.8, 1 Pedro 5.8–9, 1 Pedro 5.10, 1 Pedro 5.12, 1 Pedro 5.12 (#2), 1 Pedro 5.13–14</w:t>
       </w:r>
       <w:r>
         <w:rPr>

--- a/por/docx/60.content.docx
+++ b/por/docx/60.content.docx
@@ -123,19 +123,6 @@
           <w:lang w:val="pt_PT" w:bidi="pt_PT"/>
         </w:rPr>
         <w:t>1PE</w:t>
-      </w:r>
-      <w:r>
-        <w:rPr>
-          <w:lang w:val="pt_PT" w:bidi="pt_PT"/>
-        </w:rPr>
-      </w:r>
-    </w:p>
-    <w:p>
-      <w:pPr/>
-      <w:r>
-        <w:rPr>
-          <w:lang w:val="pt_PT" w:bidi="pt_PT"/>
-        </w:rPr>
       </w:r>
       <w:r>
         <w:rPr>

--- a/por/docx/60.content.docx
+++ b/por/docx/60.content.docx
@@ -19,7 +19,7 @@
         <w:rPr>
           <w:lang w:val="pt_PT" w:bidi="pt_PT"/>
         </w:rPr>
-        <w:t>Resource: Perguntas de Tradução (unfoldingWord)</w:t>
+        <w:t>Resource: unfoldingWord® Translation Questions</w:t>
       </w:r>
       <w:r>
         <w:rPr>
@@ -85,7 +85,7 @@
         <w:rPr>
           <w:lang w:val="pt_PT" w:bidi="pt_PT"/>
         </w:rPr>
-        <w:t>Perguntas de Tradução (unfoldingWord)</w:t>
+        <w:t>unfoldingWord® Translation Questions</w:t>
       </w:r>
     </w:p>
     <w:p>

--- a/por/docx/60.content.docx
+++ b/por/docx/60.content.docx
@@ -563,7 +563,7 @@
         <w:rPr>
           <w:lang w:val="pt_PT" w:bidi="pt_PT"/>
         </w:rPr>
-        <w:t>1 Pedro 1.7</w:t>
+        <w:t>1 Pedro 1.6–7</w:t>
       </w:r>
       <w:r>
         <w:rPr>
